--- a/NoCode/contenu du dossier projet.docx
+++ b/NoCode/contenu du dossier projet.docx
@@ -9,8 +9,14 @@
           <w:ilvl w:val="0"/>
           <w:numId w:val="1"/>
         </w:numPr>
-      </w:pPr>
-      <w:r>
+        <w:rPr>
+          <w:highlight w:val="green"/>
+        </w:rPr>
+      </w:pPr>
+      <w:r>
+        <w:rPr>
+          <w:highlight w:val="green"/>
+        </w:rPr>
         <w:t>Compétences couvertes par le projet (référentiel)</w:t>
       </w:r>
     </w:p>
@@ -40,12 +46,12 @@
           <w:numId w:val="1"/>
         </w:numPr>
         <w:rPr>
-          <w:highlight w:val="green"/>
-        </w:rPr>
-      </w:pPr>
-      <w:r>
-        <w:rPr>
-          <w:highlight w:val="green"/>
+          <w:highlight w:val="darkGray"/>
+        </w:rPr>
+      </w:pPr>
+      <w:r>
+        <w:rPr>
+          <w:highlight w:val="darkGray"/>
         </w:rPr>
         <w:t>Table des figures(titre des images, page, numéro)</w:t>
       </w:r>
@@ -57,9 +63,15 @@
           <w:ilvl w:val="0"/>
           <w:numId w:val="1"/>
         </w:numPr>
-      </w:pPr>
-      <w:r>
-        <w:t>Résumé en anglais (écrit et oral)</w:t>
+        <w:rPr>
+          <w:highlight w:val="cyan"/>
+        </w:rPr>
+      </w:pPr>
+      <w:r>
+        <w:rPr>
+          <w:highlight w:val="cyan"/>
+        </w:rPr>
+        <w:t>Introduction</w:t>
       </w:r>
     </w:p>
     <w:p>
@@ -77,7 +89,7 @@
         <w:rPr>
           <w:highlight w:val="cyan"/>
         </w:rPr>
-        <w:t>Introduction</w:t>
+        <w:t>Contexte du projet (problématique, objectif…)</w:t>
       </w:r>
     </w:p>
     <w:p>
@@ -91,11 +103,19 @@
           <w:highlight w:val="cyan"/>
         </w:rPr>
       </w:pPr>
+      <w:proofErr w:type="spellStart"/>
       <w:r>
         <w:rPr>
           <w:highlight w:val="cyan"/>
         </w:rPr>
-        <w:t>Contexte du projet (problématique, objectif…)</w:t>
+        <w:t>Benshmarking</w:t>
+      </w:r>
+      <w:proofErr w:type="spellEnd"/>
+      <w:r>
+        <w:rPr>
+          <w:highlight w:val="cyan"/>
+        </w:rPr>
+        <w:t xml:space="preserve"> – étude de l’existant</w:t>
       </w:r>
     </w:p>
     <w:p>
@@ -106,22 +126,50 @@
           <w:numId w:val="1"/>
         </w:numPr>
         <w:rPr>
-          <w:highlight w:val="cyan"/>
-        </w:rPr>
-      </w:pPr>
-      <w:proofErr w:type="spellStart"/>
-      <w:r>
-        <w:rPr>
-          <w:highlight w:val="cyan"/>
-        </w:rPr>
-        <w:t>Benshmarking</w:t>
-      </w:r>
-      <w:proofErr w:type="spellEnd"/>
-      <w:r>
-        <w:rPr>
-          <w:highlight w:val="cyan"/>
-        </w:rPr>
-        <w:t xml:space="preserve"> – étude de l’existant</w:t>
+          <w:highlight w:val="green"/>
+        </w:rPr>
+      </w:pPr>
+      <w:r>
+        <w:rPr>
+          <w:highlight w:val="green"/>
+        </w:rPr>
+        <w:t>Gestion de projet :</w:t>
+      </w:r>
+    </w:p>
+    <w:p>
+      <w:pPr>
+        <w:pStyle w:val="Paragraphedeliste"/>
+        <w:numPr>
+          <w:ilvl w:val="1"/>
+          <w:numId w:val="1"/>
+        </w:numPr>
+        <w:rPr>
+          <w:highlight w:val="green"/>
+        </w:rPr>
+      </w:pPr>
+      <w:r>
+        <w:rPr>
+          <w:highlight w:val="green"/>
+        </w:rPr>
+        <w:t>Méthode agile</w:t>
+      </w:r>
+    </w:p>
+    <w:p>
+      <w:pPr>
+        <w:pStyle w:val="Paragraphedeliste"/>
+        <w:numPr>
+          <w:ilvl w:val="1"/>
+          <w:numId w:val="1"/>
+        </w:numPr>
+        <w:rPr>
+          <w:highlight w:val="yellow"/>
+        </w:rPr>
+      </w:pPr>
+      <w:r>
+        <w:rPr>
+          <w:highlight w:val="yellow"/>
+        </w:rPr>
+        <w:t>Diagramme de Gantt</w:t>
       </w:r>
     </w:p>
     <w:p>
@@ -131,9 +179,15 @@
           <w:ilvl w:val="0"/>
           <w:numId w:val="1"/>
         </w:numPr>
-      </w:pPr>
-      <w:r>
-        <w:t>Gestion de projet :</w:t>
+        <w:rPr>
+          <w:highlight w:val="green"/>
+        </w:rPr>
+      </w:pPr>
+      <w:r>
+        <w:rPr>
+          <w:highlight w:val="green"/>
+        </w:rPr>
+        <w:t>Conception</w:t>
       </w:r>
     </w:p>
     <w:p>
@@ -145,7 +199,97 @@
         </w:numPr>
       </w:pPr>
       <w:r>
-        <w:t>Méthode agile</w:t>
+        <w:t>Merise</w:t>
+      </w:r>
+    </w:p>
+    <w:p>
+      <w:pPr>
+        <w:pStyle w:val="Paragraphedeliste"/>
+        <w:numPr>
+          <w:ilvl w:val="2"/>
+          <w:numId w:val="1"/>
+        </w:numPr>
+        <w:rPr>
+          <w:highlight w:val="yellow"/>
+        </w:rPr>
+      </w:pPr>
+      <w:r>
+        <w:rPr>
+          <w:highlight w:val="yellow"/>
+        </w:rPr>
+        <w:t>Les règles de gestion</w:t>
+      </w:r>
+    </w:p>
+    <w:p>
+      <w:pPr>
+        <w:pStyle w:val="Paragraphedeliste"/>
+        <w:numPr>
+          <w:ilvl w:val="2"/>
+          <w:numId w:val="1"/>
+        </w:numPr>
+        <w:rPr>
+          <w:highlight w:val="yellow"/>
+        </w:rPr>
+      </w:pPr>
+      <w:r>
+        <w:rPr>
+          <w:highlight w:val="yellow"/>
+        </w:rPr>
+        <w:t>Dictionnaire de données</w:t>
+      </w:r>
+    </w:p>
+    <w:p>
+      <w:pPr>
+        <w:pStyle w:val="Paragraphedeliste"/>
+        <w:numPr>
+          <w:ilvl w:val="2"/>
+          <w:numId w:val="1"/>
+        </w:numPr>
+        <w:rPr>
+          <w:highlight w:val="yellow"/>
+        </w:rPr>
+      </w:pPr>
+      <w:r>
+        <w:rPr>
+          <w:highlight w:val="yellow"/>
+        </w:rPr>
+        <w:t>MCD</w:t>
+      </w:r>
+    </w:p>
+    <w:p>
+      <w:pPr>
+        <w:pStyle w:val="Paragraphedeliste"/>
+        <w:numPr>
+          <w:ilvl w:val="2"/>
+          <w:numId w:val="1"/>
+        </w:numPr>
+        <w:rPr>
+          <w:highlight w:val="yellow"/>
+        </w:rPr>
+      </w:pPr>
+      <w:r>
+        <w:rPr>
+          <w:highlight w:val="yellow"/>
+        </w:rPr>
+        <w:t>MLD</w:t>
+      </w:r>
+    </w:p>
+    <w:p>
+      <w:pPr>
+        <w:pStyle w:val="Paragraphedeliste"/>
+        <w:numPr>
+          <w:ilvl w:val="2"/>
+          <w:numId w:val="1"/>
+        </w:numPr>
+        <w:rPr>
+          <w:highlight w:val="yellow"/>
+        </w:rPr>
+      </w:pPr>
+      <w:r>
+        <w:rPr>
+          <w:highlight w:val="yellow"/>
+        </w:rPr>
+        <w:t>MPD</w:t>
       </w:r>
     </w:p>
     <w:p>
@@ -157,7 +301,127 @@
         </w:numPr>
       </w:pPr>
       <w:r>
-        <w:t>Diagramme de Gantt</w:t>
+        <w:t>UML</w:t>
+      </w:r>
+    </w:p>
+    <w:p>
+      <w:pPr>
+        <w:pStyle w:val="Paragraphedeliste"/>
+        <w:numPr>
+          <w:ilvl w:val="2"/>
+          <w:numId w:val="1"/>
+        </w:numPr>
+        <w:rPr>
+          <w:highlight w:val="yellow"/>
+        </w:rPr>
+      </w:pPr>
+      <w:r>
+        <w:rPr>
+          <w:highlight w:val="yellow"/>
+        </w:rPr>
+        <w:t>Diagramme de condition d’utilisation</w:t>
+      </w:r>
+    </w:p>
+    <w:p>
+      <w:pPr>
+        <w:pStyle w:val="Paragraphedeliste"/>
+        <w:numPr>
+          <w:ilvl w:val="2"/>
+          <w:numId w:val="1"/>
+        </w:numPr>
+        <w:rPr>
+          <w:highlight w:val="yellow"/>
+        </w:rPr>
+      </w:pPr>
+      <w:r>
+        <w:rPr>
+          <w:highlight w:val="yellow"/>
+        </w:rPr>
+        <w:t>Descriptif textuel des cas d’utilisations</w:t>
+      </w:r>
+    </w:p>
+    <w:p>
+      <w:pPr>
+        <w:pStyle w:val="Paragraphedeliste"/>
+        <w:numPr>
+          <w:ilvl w:val="2"/>
+          <w:numId w:val="1"/>
+        </w:numPr>
+        <w:rPr>
+          <w:highlight w:val="yellow"/>
+        </w:rPr>
+      </w:pPr>
+      <w:r>
+        <w:rPr>
+          <w:highlight w:val="yellow"/>
+        </w:rPr>
+        <w:t>Diagramme</w:t>
+      </w:r>
+      <w:r>
+        <w:rPr>
+          <w:highlight w:val="yellow"/>
+        </w:rPr>
+        <w:t xml:space="preserve"> de</w:t>
+      </w:r>
+      <w:r>
+        <w:rPr>
+          <w:highlight w:val="yellow"/>
+        </w:rPr>
+        <w:t xml:space="preserve"> séquen</w:t>
+      </w:r>
+      <w:r>
+        <w:rPr>
+          <w:highlight w:val="yellow"/>
+        </w:rPr>
+        <w:t>ce</w:t>
+      </w:r>
+    </w:p>
+    <w:p>
+      <w:pPr>
+        <w:pStyle w:val="Paragraphedeliste"/>
+        <w:numPr>
+          <w:ilvl w:val="2"/>
+          <w:numId w:val="1"/>
+        </w:numPr>
+      </w:pPr>
+      <w:r>
+        <w:t>Diagramme d’activité (optionnel)</w:t>
+      </w:r>
+    </w:p>
+    <w:p>
+      <w:pPr>
+        <w:pStyle w:val="Paragraphedeliste"/>
+        <w:numPr>
+          <w:ilvl w:val="2"/>
+          <w:numId w:val="1"/>
+        </w:numPr>
+        <w:rPr>
+          <w:highlight w:val="yellow"/>
+        </w:rPr>
+      </w:pPr>
+      <w:r>
+        <w:rPr>
+          <w:highlight w:val="yellow"/>
+        </w:rPr>
+        <w:t>Diagramme de classe</w:t>
+      </w:r>
+    </w:p>
+    <w:p>
+      <w:pPr>
+        <w:pStyle w:val="Paragraphedeliste"/>
+        <w:numPr>
+          <w:ilvl w:val="2"/>
+          <w:numId w:val="1"/>
+        </w:numPr>
+        <w:rPr>
+          <w:highlight w:val="yellow"/>
+        </w:rPr>
+      </w:pPr>
+      <w:r>
+        <w:rPr>
+          <w:highlight w:val="yellow"/>
+        </w:rPr>
+        <w:t>Diagramme d’objets (optionnel)</w:t>
       </w:r>
     </w:p>
     <w:p>
@@ -167,9 +431,27 @@
           <w:ilvl w:val="0"/>
           <w:numId w:val="1"/>
         </w:numPr>
-      </w:pPr>
-      <w:r>
-        <w:t>Conception</w:t>
+        <w:rPr>
+          <w:highlight w:val="yellow"/>
+        </w:rPr>
+      </w:pPr>
+      <w:r>
+        <w:rPr>
+          <w:highlight w:val="yellow"/>
+        </w:rPr>
+        <w:t>Maquettage</w:t>
+      </w:r>
+    </w:p>
+    <w:p>
+      <w:pPr>
+        <w:pStyle w:val="Paragraphedeliste"/>
+        <w:numPr>
+          <w:ilvl w:val="0"/>
+          <w:numId w:val="1"/>
+        </w:numPr>
+      </w:pPr>
+      <w:r>
+        <w:t>Réalisation</w:t>
       </w:r>
     </w:p>
     <w:p>
@@ -179,99 +461,15 @@
           <w:ilvl w:val="1"/>
           <w:numId w:val="1"/>
         </w:numPr>
-      </w:pPr>
-      <w:r>
-        <w:t>Merise</w:t>
-      </w:r>
-    </w:p>
-    <w:p>
-      <w:pPr>
-        <w:pStyle w:val="Paragraphedeliste"/>
-        <w:numPr>
-          <w:ilvl w:val="2"/>
-          <w:numId w:val="1"/>
-        </w:numPr>
-        <w:rPr>
-          <w:highlight w:val="yellow"/>
-        </w:rPr>
-      </w:pPr>
-      <w:r>
-        <w:rPr>
-          <w:highlight w:val="yellow"/>
-        </w:rPr>
-        <w:t>Les règles de gestion</w:t>
-      </w:r>
-    </w:p>
-    <w:p>
-      <w:pPr>
-        <w:pStyle w:val="Paragraphedeliste"/>
-        <w:numPr>
-          <w:ilvl w:val="2"/>
-          <w:numId w:val="1"/>
-        </w:numPr>
-        <w:rPr>
-          <w:highlight w:val="yellow"/>
-        </w:rPr>
-      </w:pPr>
-      <w:r>
-        <w:rPr>
-          <w:highlight w:val="yellow"/>
-        </w:rPr>
-        <w:t>Dictionnaire de données</w:t>
-      </w:r>
-    </w:p>
-    <w:p>
-      <w:pPr>
-        <w:pStyle w:val="Paragraphedeliste"/>
-        <w:numPr>
-          <w:ilvl w:val="2"/>
-          <w:numId w:val="1"/>
-        </w:numPr>
-        <w:rPr>
-          <w:highlight w:val="yellow"/>
-        </w:rPr>
-      </w:pPr>
-      <w:r>
-        <w:rPr>
-          <w:highlight w:val="yellow"/>
-        </w:rPr>
-        <w:t>MCD</w:t>
-      </w:r>
-    </w:p>
-    <w:p>
-      <w:pPr>
-        <w:pStyle w:val="Paragraphedeliste"/>
-        <w:numPr>
-          <w:ilvl w:val="2"/>
-          <w:numId w:val="1"/>
-        </w:numPr>
-        <w:rPr>
-          <w:highlight w:val="yellow"/>
-        </w:rPr>
-      </w:pPr>
-      <w:r>
-        <w:rPr>
-          <w:highlight w:val="yellow"/>
-        </w:rPr>
-        <w:t>MLD</w:t>
-      </w:r>
-    </w:p>
-    <w:p>
-      <w:pPr>
-        <w:pStyle w:val="Paragraphedeliste"/>
-        <w:numPr>
-          <w:ilvl w:val="2"/>
-          <w:numId w:val="1"/>
-        </w:numPr>
-        <w:rPr>
-          <w:highlight w:val="yellow"/>
-        </w:rPr>
-      </w:pPr>
-      <w:r>
-        <w:rPr>
-          <w:highlight w:val="yellow"/>
-        </w:rPr>
-        <w:t>MPD</w:t>
+        <w:rPr>
+          <w:highlight w:val="green"/>
+        </w:rPr>
+      </w:pPr>
+      <w:r>
+        <w:rPr>
+          <w:highlight w:val="green"/>
+        </w:rPr>
+        <w:t>Décrire l’architecture du projet</w:t>
       </w:r>
     </w:p>
     <w:p>
@@ -283,127 +481,25 @@
         </w:numPr>
       </w:pPr>
       <w:r>
-        <w:t>UML</w:t>
-      </w:r>
-    </w:p>
-    <w:p>
-      <w:pPr>
-        <w:pStyle w:val="Paragraphedeliste"/>
-        <w:numPr>
-          <w:ilvl w:val="2"/>
-          <w:numId w:val="1"/>
-        </w:numPr>
-        <w:rPr>
-          <w:highlight w:val="yellow"/>
-        </w:rPr>
-      </w:pPr>
-      <w:r>
-        <w:rPr>
-          <w:highlight w:val="yellow"/>
-        </w:rPr>
-        <w:t>Diagramme de condition d’utilisation</w:t>
-      </w:r>
-    </w:p>
-    <w:p>
-      <w:pPr>
-        <w:pStyle w:val="Paragraphedeliste"/>
-        <w:numPr>
-          <w:ilvl w:val="2"/>
-          <w:numId w:val="1"/>
-        </w:numPr>
-        <w:rPr>
-          <w:highlight w:val="yellow"/>
-        </w:rPr>
-      </w:pPr>
-      <w:r>
-        <w:rPr>
-          <w:highlight w:val="yellow"/>
-        </w:rPr>
-        <w:t>Descriptif textuel des cas d’utilisations</w:t>
-      </w:r>
-    </w:p>
-    <w:p>
-      <w:pPr>
-        <w:pStyle w:val="Paragraphedeliste"/>
-        <w:numPr>
-          <w:ilvl w:val="2"/>
-          <w:numId w:val="1"/>
-        </w:numPr>
-        <w:rPr>
-          <w:highlight w:val="yellow"/>
-        </w:rPr>
-      </w:pPr>
-      <w:r>
-        <w:rPr>
-          <w:highlight w:val="yellow"/>
-        </w:rPr>
-        <w:t>Diagramme</w:t>
-      </w:r>
-      <w:r>
-        <w:rPr>
-          <w:highlight w:val="yellow"/>
-        </w:rPr>
-        <w:t xml:space="preserve"> de</w:t>
-      </w:r>
-      <w:r>
-        <w:rPr>
-          <w:highlight w:val="yellow"/>
-        </w:rPr>
-        <w:t xml:space="preserve"> séquen</w:t>
-      </w:r>
-      <w:r>
-        <w:rPr>
-          <w:highlight w:val="yellow"/>
-        </w:rPr>
-        <w:t>ce</w:t>
-      </w:r>
-    </w:p>
-    <w:p>
-      <w:pPr>
-        <w:pStyle w:val="Paragraphedeliste"/>
-        <w:numPr>
-          <w:ilvl w:val="2"/>
-          <w:numId w:val="1"/>
-        </w:numPr>
-      </w:pPr>
-      <w:r>
-        <w:t>Diagramme d’activité (optionnel)</w:t>
-      </w:r>
-    </w:p>
-    <w:p>
-      <w:pPr>
-        <w:pStyle w:val="Paragraphedeliste"/>
-        <w:numPr>
-          <w:ilvl w:val="2"/>
-          <w:numId w:val="1"/>
-        </w:numPr>
-        <w:rPr>
-          <w:highlight w:val="yellow"/>
-        </w:rPr>
-      </w:pPr>
-      <w:r>
-        <w:rPr>
-          <w:highlight w:val="yellow"/>
-        </w:rPr>
-        <w:t>Diagramme de classe</w:t>
-      </w:r>
-    </w:p>
-    <w:p>
-      <w:pPr>
-        <w:pStyle w:val="Paragraphedeliste"/>
-        <w:numPr>
-          <w:ilvl w:val="2"/>
-          <w:numId w:val="1"/>
-        </w:numPr>
-        <w:rPr>
-          <w:highlight w:val="yellow"/>
-        </w:rPr>
-      </w:pPr>
-      <w:r>
-        <w:rPr>
-          <w:highlight w:val="yellow"/>
-        </w:rPr>
-        <w:t>Diagramme d’objets (optionnel)</w:t>
+        <w:t>Technologies utilisées (détaillées)</w:t>
+      </w:r>
+    </w:p>
+    <w:p>
+      <w:pPr>
+        <w:pStyle w:val="Paragraphedeliste"/>
+        <w:numPr>
+          <w:ilvl w:val="1"/>
+          <w:numId w:val="1"/>
+        </w:numPr>
+        <w:rPr>
+          <w:highlight w:val="green"/>
+        </w:rPr>
+      </w:pPr>
+      <w:r>
+        <w:rPr>
+          <w:highlight w:val="green"/>
+        </w:rPr>
+        <w:t>Application (description détaillée de chaque page de l’application)</w:t>
       </w:r>
     </w:p>
     <w:p>
@@ -414,14 +510,14 @@
           <w:numId w:val="1"/>
         </w:numPr>
         <w:rPr>
-          <w:highlight w:val="yellow"/>
-        </w:rPr>
-      </w:pPr>
-      <w:r>
-        <w:rPr>
-          <w:highlight w:val="yellow"/>
-        </w:rPr>
-        <w:t>Maquettage</w:t>
+          <w:highlight w:val="green"/>
+        </w:rPr>
+      </w:pPr>
+      <w:r>
+        <w:rPr>
+          <w:highlight w:val="green"/>
+        </w:rPr>
+        <w:t>Conclusion</w:t>
       </w:r>
     </w:p>
     <w:p>
@@ -431,66 +527,6 @@
           <w:ilvl w:val="0"/>
           <w:numId w:val="1"/>
         </w:numPr>
-      </w:pPr>
-      <w:r>
-        <w:t>Réalisation</w:t>
-      </w:r>
-    </w:p>
-    <w:p>
-      <w:pPr>
-        <w:pStyle w:val="Paragraphedeliste"/>
-        <w:numPr>
-          <w:ilvl w:val="1"/>
-          <w:numId w:val="1"/>
-        </w:numPr>
-      </w:pPr>
-      <w:r>
-        <w:t>Décrire l’architecture du projet</w:t>
-      </w:r>
-    </w:p>
-    <w:p>
-      <w:pPr>
-        <w:pStyle w:val="Paragraphedeliste"/>
-        <w:numPr>
-          <w:ilvl w:val="1"/>
-          <w:numId w:val="1"/>
-        </w:numPr>
-      </w:pPr>
-      <w:r>
-        <w:t>Technologies utilisées (détaillées)</w:t>
-      </w:r>
-    </w:p>
-    <w:p>
-      <w:pPr>
-        <w:pStyle w:val="Paragraphedeliste"/>
-        <w:numPr>
-          <w:ilvl w:val="1"/>
-          <w:numId w:val="1"/>
-        </w:numPr>
-      </w:pPr>
-      <w:r>
-        <w:t>Application (description détaillée de chaque page de l’application)</w:t>
-      </w:r>
-    </w:p>
-    <w:p>
-      <w:pPr>
-        <w:pStyle w:val="Paragraphedeliste"/>
-        <w:numPr>
-          <w:ilvl w:val="0"/>
-          <w:numId w:val="1"/>
-        </w:numPr>
-      </w:pPr>
-      <w:r>
-        <w:t>Conclusion</w:t>
-      </w:r>
-    </w:p>
-    <w:p>
-      <w:pPr>
-        <w:pStyle w:val="Paragraphedeliste"/>
-        <w:numPr>
-          <w:ilvl w:val="0"/>
-          <w:numId w:val="1"/>
-        </w:numPr>
         <w:rPr>
           <w:highlight w:val="green"/>
         </w:rPr>
@@ -502,7 +538,11 @@
         <w:t>Annexes</w:t>
       </w:r>
     </w:p>
-    <w:p/>
+    <w:p>
+      <w:r>
+        <w:t>Pages entre 40 et 60 hors annexe, page de garde et sommaire</w:t>
+      </w:r>
+    </w:p>
     <w:sectPr>
       <w:pgSz w:w="11906" w:h="16838"/>
       <w:pgMar w:top="1417" w:right="1417" w:bottom="1417" w:left="1417" w:header="708" w:footer="708" w:gutter="0"/>
